--- a/S3 bucket to GCP migration.docx
+++ b/S3 bucket to GCP migration.docx
@@ -14,6 +14,9 @@
         <w:t xml:space="preserve">S3 bucket </w:t>
       </w:r>
       <w:r>
+        <w:rPr>
+          <w:noProof/>
+        </w:rPr>
         <w:drawing>
           <wp:inline distT="0" distB="0" distL="0" distR="0" wp14:anchorId="7403B560" wp14:editId="17A6A2CD">
             <wp:extent cx="5943600" cy="1920240"/>
@@ -62,9 +65,151 @@
       <w:r>
         <w:t>GCP job</w:t>
       </w:r>
+      <w:r>
+        <w:t xml:space="preserve"> with AWS IAM role ARN</w:t>
+      </w:r>
     </w:p>
     <w:p>
       <w:r>
+        <w:rPr>
+          <w:noProof/>
+        </w:rPr>
+        <mc:AlternateContent>
+          <mc:Choice Requires="wps">
+            <w:drawing>
+              <wp:anchor distT="0" distB="0" distL="114300" distR="114300" simplePos="0" relativeHeight="251660288" behindDoc="0" locked="0" layoutInCell="1" allowOverlap="1" wp14:anchorId="274FA755" wp14:editId="23E1AEB3">
+                <wp:simplePos x="0" y="0"/>
+                <wp:positionH relativeFrom="column">
+                  <wp:posOffset>2734235</wp:posOffset>
+                </wp:positionH>
+                <wp:positionV relativeFrom="paragraph">
+                  <wp:posOffset>2507316</wp:posOffset>
+                </wp:positionV>
+                <wp:extent cx="1290918" cy="58271"/>
+                <wp:effectExtent l="0" t="0" r="24130" b="18415"/>
+                <wp:wrapNone/>
+                <wp:docPr id="1048114540" name="Rectangle 2"/>
+                <wp:cNvGraphicFramePr/>
+                <a:graphic xmlns:a="http://schemas.openxmlformats.org/drawingml/2006/main">
+                  <a:graphicData uri="http://schemas.microsoft.com/office/word/2010/wordprocessingShape">
+                    <wps:wsp>
+                      <wps:cNvSpPr/>
+                      <wps:spPr>
+                        <a:xfrm>
+                          <a:off x="0" y="0"/>
+                          <a:ext cx="1290918" cy="58271"/>
+                        </a:xfrm>
+                        <a:prstGeom prst="rect">
+                          <a:avLst/>
+                        </a:prstGeom>
+                      </wps:spPr>
+                      <wps:style>
+                        <a:lnRef idx="2">
+                          <a:schemeClr val="accent1">
+                            <a:shade val="15000"/>
+                          </a:schemeClr>
+                        </a:lnRef>
+                        <a:fillRef idx="1">
+                          <a:schemeClr val="accent1"/>
+                        </a:fillRef>
+                        <a:effectRef idx="0">
+                          <a:schemeClr val="accent1"/>
+                        </a:effectRef>
+                        <a:fontRef idx="minor">
+                          <a:schemeClr val="lt1"/>
+                        </a:fontRef>
+                      </wps:style>
+                      <wps:bodyPr rot="0" spcFirstLastPara="0" vertOverflow="overflow" horzOverflow="overflow" vert="horz" wrap="square" lIns="91440" tIns="45720" rIns="91440" bIns="45720" numCol="1" spcCol="0" rtlCol="0" fromWordArt="0" anchor="ctr" anchorCtr="0" forceAA="0" compatLnSpc="1">
+                        <a:prstTxWarp prst="textNoShape">
+                          <a:avLst/>
+                        </a:prstTxWarp>
+                        <a:noAutofit/>
+                      </wps:bodyPr>
+                    </wps:wsp>
+                  </a:graphicData>
+                </a:graphic>
+              </wp:anchor>
+            </w:drawing>
+          </mc:Choice>
+          <mc:Fallback>
+            <w:pict>
+              <v:rect w14:anchorId="7B0A5B69" id="Rectangle 2" o:spid="_x0000_s1026" style="position:absolute;margin-left:215.3pt;margin-top:197.45pt;width:101.65pt;height:4.6pt;z-index:251660288;visibility:visible;mso-wrap-style:square;mso-wrap-distance-left:9pt;mso-wrap-distance-top:0;mso-wrap-distance-right:9pt;mso-wrap-distance-bottom:0;mso-position-horizontal:absolute;mso-position-horizontal-relative:text;mso-position-vertical:absolute;mso-position-vertical-relative:text;v-text-anchor:middle" o:gfxdata="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" fillcolor="#4472c4 [3204]" strokecolor="#09101d [484]" strokeweight="1pt"/>
+            </w:pict>
+          </mc:Fallback>
+        </mc:AlternateContent>
+      </w:r>
+      <w:r>
+        <w:rPr>
+          <w:noProof/>
+        </w:rPr>
+        <mc:AlternateContent>
+          <mc:Choice Requires="wps">
+            <w:drawing>
+              <wp:anchor distT="0" distB="0" distL="114300" distR="114300" simplePos="0" relativeHeight="251659264" behindDoc="0" locked="0" layoutInCell="1" allowOverlap="1" wp14:anchorId="24306698" wp14:editId="00C16D3B">
+                <wp:simplePos x="0" y="0"/>
+                <wp:positionH relativeFrom="column">
+                  <wp:posOffset>2738718</wp:posOffset>
+                </wp:positionH>
+                <wp:positionV relativeFrom="paragraph">
+                  <wp:posOffset>965387</wp:posOffset>
+                </wp:positionV>
+                <wp:extent cx="757517" cy="89647"/>
+                <wp:effectExtent l="0" t="0" r="24130" b="24765"/>
+                <wp:wrapNone/>
+                <wp:docPr id="1085485580" name="Rectangle 1"/>
+                <wp:cNvGraphicFramePr/>
+                <a:graphic xmlns:a="http://schemas.openxmlformats.org/drawingml/2006/main">
+                  <a:graphicData uri="http://schemas.microsoft.com/office/word/2010/wordprocessingShape">
+                    <wps:wsp>
+                      <wps:cNvSpPr/>
+                      <wps:spPr>
+                        <a:xfrm>
+                          <a:off x="0" y="0"/>
+                          <a:ext cx="757517" cy="89647"/>
+                        </a:xfrm>
+                        <a:prstGeom prst="rect">
+                          <a:avLst/>
+                        </a:prstGeom>
+                      </wps:spPr>
+                      <wps:style>
+                        <a:lnRef idx="2">
+                          <a:schemeClr val="accent1">
+                            <a:shade val="15000"/>
+                          </a:schemeClr>
+                        </a:lnRef>
+                        <a:fillRef idx="1">
+                          <a:schemeClr val="accent1"/>
+                        </a:fillRef>
+                        <a:effectRef idx="0">
+                          <a:schemeClr val="accent1"/>
+                        </a:effectRef>
+                        <a:fontRef idx="minor">
+                          <a:schemeClr val="lt1"/>
+                        </a:fontRef>
+                      </wps:style>
+                      <wps:bodyPr rot="0" spcFirstLastPara="0" vertOverflow="overflow" horzOverflow="overflow" vert="horz" wrap="square" lIns="91440" tIns="45720" rIns="91440" bIns="45720" numCol="1" spcCol="0" rtlCol="0" fromWordArt="0" anchor="ctr" anchorCtr="0" forceAA="0" compatLnSpc="1">
+                        <a:prstTxWarp prst="textNoShape">
+                          <a:avLst/>
+                        </a:prstTxWarp>
+                        <a:noAutofit/>
+                      </wps:bodyPr>
+                    </wps:wsp>
+                  </a:graphicData>
+                </a:graphic>
+              </wp:anchor>
+            </w:drawing>
+          </mc:Choice>
+          <mc:Fallback>
+            <w:pict>
+              <v:rect w14:anchorId="76AFF566" id="Rectangle 1" o:spid="_x0000_s1026" style="position:absolute;margin-left:215.65pt;margin-top:76pt;width:59.65pt;height:7.05pt;z-index:251659264;visibility:visible;mso-wrap-style:square;mso-wrap-distance-left:9pt;mso-wrap-distance-top:0;mso-wrap-distance-right:9pt;mso-wrap-distance-bottom:0;mso-position-horizontal:absolute;mso-position-horizontal-relative:text;mso-position-vertical:absolute;mso-position-vertical-relative:text;v-text-anchor:middle" o:gfxdata="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" fillcolor="#4472c4 [3204]" strokecolor="#09101d [484]" strokeweight="1pt"/>
+            </w:pict>
+          </mc:Fallback>
+        </mc:AlternateContent>
+      </w:r>
+      <w:r>
+        <w:rPr>
+          <w:noProof/>
+        </w:rPr>
         <w:drawing>
           <wp:inline distT="0" distB="0" distL="0" distR="0" wp14:anchorId="615E25C2" wp14:editId="6C84D136">
             <wp:extent cx="5943600" cy="3693160"/>
@@ -102,6 +247,188 @@
         </w:drawing>
       </w:r>
     </w:p>
+    <w:p/>
+    <w:p>
+      <w:r>
+        <w:t>Job with Access Key</w:t>
+      </w:r>
+    </w:p>
+    <w:p>
+      <w:r>
+        <w:rPr>
+          <w:noProof/>
+        </w:rPr>
+        <w:lastRenderedPageBreak/>
+        <mc:AlternateContent>
+          <mc:Choice Requires="wps">
+            <w:drawing>
+              <wp:anchor distT="0" distB="0" distL="114300" distR="114300" simplePos="0" relativeHeight="251662336" behindDoc="0" locked="0" layoutInCell="1" allowOverlap="1" wp14:anchorId="7F4421BF" wp14:editId="040CC802">
+                <wp:simplePos x="0" y="0"/>
+                <wp:positionH relativeFrom="column">
+                  <wp:posOffset>824753</wp:posOffset>
+                </wp:positionH>
+                <wp:positionV relativeFrom="paragraph">
+                  <wp:posOffset>5060576</wp:posOffset>
+                </wp:positionV>
+                <wp:extent cx="945776" cy="165848"/>
+                <wp:effectExtent l="0" t="0" r="26035" b="24765"/>
+                <wp:wrapNone/>
+                <wp:docPr id="1824454825" name="Rectangle 4"/>
+                <wp:cNvGraphicFramePr/>
+                <a:graphic xmlns:a="http://schemas.openxmlformats.org/drawingml/2006/main">
+                  <a:graphicData uri="http://schemas.microsoft.com/office/word/2010/wordprocessingShape">
+                    <wps:wsp>
+                      <wps:cNvSpPr/>
+                      <wps:spPr>
+                        <a:xfrm>
+                          <a:off x="0" y="0"/>
+                          <a:ext cx="945776" cy="165848"/>
+                        </a:xfrm>
+                        <a:prstGeom prst="rect">
+                          <a:avLst/>
+                        </a:prstGeom>
+                      </wps:spPr>
+                      <wps:style>
+                        <a:lnRef idx="2">
+                          <a:schemeClr val="accent1">
+                            <a:shade val="15000"/>
+                          </a:schemeClr>
+                        </a:lnRef>
+                        <a:fillRef idx="1">
+                          <a:schemeClr val="accent1"/>
+                        </a:fillRef>
+                        <a:effectRef idx="0">
+                          <a:schemeClr val="accent1"/>
+                        </a:effectRef>
+                        <a:fontRef idx="minor">
+                          <a:schemeClr val="lt1"/>
+                        </a:fontRef>
+                      </wps:style>
+                      <wps:bodyPr rot="0" spcFirstLastPara="0" vertOverflow="overflow" horzOverflow="overflow" vert="horz" wrap="square" lIns="91440" tIns="45720" rIns="91440" bIns="45720" numCol="1" spcCol="0" rtlCol="0" fromWordArt="0" anchor="ctr" anchorCtr="0" forceAA="0" compatLnSpc="1">
+                        <a:prstTxWarp prst="textNoShape">
+                          <a:avLst/>
+                        </a:prstTxWarp>
+                        <a:noAutofit/>
+                      </wps:bodyPr>
+                    </wps:wsp>
+                  </a:graphicData>
+                </a:graphic>
+              </wp:anchor>
+            </w:drawing>
+          </mc:Choice>
+          <mc:Fallback>
+            <w:pict>
+              <v:rect w14:anchorId="79188FBB" id="Rectangle 4" o:spid="_x0000_s1026" style="position:absolute;margin-left:64.95pt;margin-top:398.45pt;width:74.45pt;height:13.05pt;z-index:251662336;visibility:visible;mso-wrap-style:square;mso-wrap-distance-left:9pt;mso-wrap-distance-top:0;mso-wrap-distance-right:9pt;mso-wrap-distance-bottom:0;mso-position-horizontal:absolute;mso-position-horizontal-relative:text;mso-position-vertical:absolute;mso-position-vertical-relative:text;v-text-anchor:middle" o:gfxdata="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" fillcolor="#4472c4 [3204]" strokecolor="#09101d [484]" strokeweight="1pt"/>
+            </w:pict>
+          </mc:Fallback>
+        </mc:AlternateContent>
+      </w:r>
+      <w:r>
+        <w:rPr>
+          <w:noProof/>
+        </w:rPr>
+        <mc:AlternateContent>
+          <mc:Choice Requires="wps">
+            <w:drawing>
+              <wp:anchor distT="0" distB="0" distL="114300" distR="114300" simplePos="0" relativeHeight="251661312" behindDoc="0" locked="0" layoutInCell="1" allowOverlap="1" wp14:anchorId="36EEDAC9" wp14:editId="7B9AE27F">
+                <wp:simplePos x="0" y="0"/>
+                <wp:positionH relativeFrom="column">
+                  <wp:posOffset>829235</wp:posOffset>
+                </wp:positionH>
+                <wp:positionV relativeFrom="paragraph">
+                  <wp:posOffset>4616824</wp:posOffset>
+                </wp:positionV>
+                <wp:extent cx="856130" cy="161364"/>
+                <wp:effectExtent l="0" t="0" r="20320" b="10160"/>
+                <wp:wrapNone/>
+                <wp:docPr id="1793607363" name="Rectangle 3"/>
+                <wp:cNvGraphicFramePr/>
+                <a:graphic xmlns:a="http://schemas.openxmlformats.org/drawingml/2006/main">
+                  <a:graphicData uri="http://schemas.microsoft.com/office/word/2010/wordprocessingShape">
+                    <wps:wsp>
+                      <wps:cNvSpPr/>
+                      <wps:spPr>
+                        <a:xfrm>
+                          <a:off x="0" y="0"/>
+                          <a:ext cx="856130" cy="161364"/>
+                        </a:xfrm>
+                        <a:prstGeom prst="rect">
+                          <a:avLst/>
+                        </a:prstGeom>
+                      </wps:spPr>
+                      <wps:style>
+                        <a:lnRef idx="2">
+                          <a:schemeClr val="accent1">
+                            <a:shade val="15000"/>
+                          </a:schemeClr>
+                        </a:lnRef>
+                        <a:fillRef idx="1">
+                          <a:schemeClr val="accent1"/>
+                        </a:fillRef>
+                        <a:effectRef idx="0">
+                          <a:schemeClr val="accent1"/>
+                        </a:effectRef>
+                        <a:fontRef idx="minor">
+                          <a:schemeClr val="lt1"/>
+                        </a:fontRef>
+                      </wps:style>
+                      <wps:bodyPr rot="0" spcFirstLastPara="0" vertOverflow="overflow" horzOverflow="overflow" vert="horz" wrap="square" lIns="91440" tIns="45720" rIns="91440" bIns="45720" numCol="1" spcCol="0" rtlCol="0" fromWordArt="0" anchor="ctr" anchorCtr="0" forceAA="0" compatLnSpc="1">
+                        <a:prstTxWarp prst="textNoShape">
+                          <a:avLst/>
+                        </a:prstTxWarp>
+                        <a:noAutofit/>
+                      </wps:bodyPr>
+                    </wps:wsp>
+                  </a:graphicData>
+                </a:graphic>
+              </wp:anchor>
+            </w:drawing>
+          </mc:Choice>
+          <mc:Fallback>
+            <w:pict>
+              <v:rect w14:anchorId="067A6B29" id="Rectangle 3" o:spid="_x0000_s1026" style="position:absolute;margin-left:65.3pt;margin-top:363.55pt;width:67.4pt;height:12.7pt;z-index:251661312;visibility:visible;mso-wrap-style:square;mso-wrap-distance-left:9pt;mso-wrap-distance-top:0;mso-wrap-distance-right:9pt;mso-wrap-distance-bottom:0;mso-position-horizontal:absolute;mso-position-horizontal-relative:text;mso-position-vertical:absolute;mso-position-vertical-relative:text;v-text-anchor:middle" o:gfxdata="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" fillcolor="#4472c4 [3204]" strokecolor="#09101d [484]" strokeweight="1pt"/>
+            </w:pict>
+          </mc:Fallback>
+        </mc:AlternateContent>
+      </w:r>
+      <w:r>
+        <w:drawing>
+          <wp:inline distT="0" distB="0" distL="0" distR="0" wp14:anchorId="7969CFC6" wp14:editId="6B54D252">
+            <wp:extent cx="4999153" cy="6881456"/>
+            <wp:effectExtent l="0" t="0" r="0" b="0"/>
+            <wp:docPr id="1839357941" name="Picture 1"/>
+            <wp:cNvGraphicFramePr>
+              <a:graphicFrameLocks xmlns:a="http://schemas.openxmlformats.org/drawingml/2006/main" noChangeAspect="1"/>
+            </wp:cNvGraphicFramePr>
+            <a:graphic xmlns:a="http://schemas.openxmlformats.org/drawingml/2006/main">
+              <a:graphicData uri="http://schemas.openxmlformats.org/drawingml/2006/picture">
+                <pic:pic xmlns:pic="http://schemas.openxmlformats.org/drawingml/2006/picture">
+                  <pic:nvPicPr>
+                    <pic:cNvPr id="1839357941" name=""/>
+                    <pic:cNvPicPr/>
+                  </pic:nvPicPr>
+                  <pic:blipFill>
+                    <a:blip r:embed="rId7"/>
+                    <a:stretch>
+                      <a:fillRect/>
+                    </a:stretch>
+                  </pic:blipFill>
+                  <pic:spPr>
+                    <a:xfrm>
+                      <a:off x="0" y="0"/>
+                      <a:ext cx="4999153" cy="6881456"/>
+                    </a:xfrm>
+                    <a:prstGeom prst="rect">
+                      <a:avLst/>
+                    </a:prstGeom>
+                  </pic:spPr>
+                </pic:pic>
+              </a:graphicData>
+            </a:graphic>
+          </wp:inline>
+        </w:drawing>
+      </w:r>
+    </w:p>
     <w:p>
       <w:pPr>
         <w:pStyle w:val="ListParagraph"/>
@@ -125,6 +452,9 @@
     <w:p/>
     <w:p>
       <w:r>
+        <w:rPr>
+          <w:noProof/>
+        </w:rPr>
         <w:lastRenderedPageBreak/>
         <w:drawing>
           <wp:inline distT="0" distB="0" distL="0" distR="0" wp14:anchorId="44D3EDBD" wp14:editId="53FFDDF4">
@@ -142,7 +472,7 @@
                     <pic:cNvPicPr/>
                   </pic:nvPicPr>
                   <pic:blipFill>
-                    <a:blip r:embed="rId7"/>
+                    <a:blip r:embed="rId8"/>
                     <a:stretch>
                       <a:fillRect/>
                     </a:stretch>
@@ -178,6 +508,9 @@
     </w:p>
     <w:p>
       <w:r>
+        <w:rPr>
+          <w:noProof/>
+        </w:rPr>
         <w:drawing>
           <wp:inline distT="0" distB="0" distL="0" distR="0" wp14:anchorId="69C01661" wp14:editId="4A086CE6">
             <wp:extent cx="5943600" cy="2321560"/>
@@ -194,7 +527,7 @@
                     <pic:cNvPicPr/>
                   </pic:nvPicPr>
                   <pic:blipFill>
-                    <a:blip r:embed="rId8"/>
+                    <a:blip r:embed="rId9"/>
                     <a:stretch>
                       <a:fillRect/>
                     </a:stretch>
@@ -925,6 +1258,7 @@
   <w:style w:type="character" w:default="1" w:styleId="DefaultParagraphFont">
     <w:name w:val="Default Paragraph Font"/>
     <w:uiPriority w:val="1"/>
+    <w:semiHidden/>
     <w:unhideWhenUsed/>
   </w:style>
   <w:style w:type="table" w:default="1" w:styleId="TableNormal">
